--- a/course_development/active_inference_family/03_patterns_in_play/05_action/output/lecture-content/05_action-module.docx
+++ b/course_development/active_inference_family/03_patterns_in_play/05_action/output/lecture-content/05_action-module.docx
@@ -4,7 +4,7 @@
   <w:body>
     <w:p>
       <w:r>
-        <w:t>Module 05: Action in Family</w:t>
+        <w:t>Module 05: Action — Taking Turns</w:t>
       </w:r>
     </w:p>
     <w:p>
@@ -14,71 +14,129 @@
     </w:p>
     <w:p>
       <w:r>
-        <w:t>Define Action within the context of Family.  Analyze how Action interacts with other components of the Active Inference framework.  Apply specific constraints of Family to the formal definition of Action.   Introduction</w:t>
+        <w:t>Understand that Action in a game means waiting for your turn.  Learn about Inhibition (Stopping your body from moving).  Know that taking turns makes the game fair and fun for everyone.   Introduction: The Stop Sign</w:t>
       </w:r>
     </w:p>
     <w:p>
       <w:r>
-        <w:t>This module explores Action . In the Family curriculum, we approach this topic with a focus on specific applications and theoretical depth appropriate for the audience. Action is a critical component of the 8-part Active Inference spine, bridging the gap between [Previous Topic] and [Next Topic].</w:t>
+        <w:t>In a car, you have a Gas Pedal (Go) and a Brake Pedal (Stop).</w:t>
+        <w:br/>
+        <w:t>In your brain, you have them too!</w:t>
       </w:r>
     </w:p>
     <w:p>
       <w:r>
-        <w:t>Key Concepts</w:t>
+        <w:t>Go = "I want the ball NOW!"  Stop = "Wait. It is not my turn."</w:t>
+        <w:br/>
+        <w:t>Using the Brake Pedal is the hardest part of being a player.   Key Concepts</w:t>
       </w:r>
     </w:p>
     <w:p>
       <w:r>
-        <w:t>1. Action as a Markov Blanket Boundary</w:t>
+        <w:t>1. Inhibition (The Brain Brake)</w:t>
       </w:r>
     </w:p>
     <w:p>
       <w:r>
-        <w:t>How does Action define the boundary between the agent and the environment?</w:t>
+        <w:t>It takes more brain power to STOP moving than to START moving.</w:t>
+        <w:br/>
+        <w:t>When you wait for your turn, your brain is working hard!</w:t>
+        <w:br/>
+        <w:t>It is saying "Don't grab it! Don't grab it!"</w:t>
+        <w:br/>
+        <w:t>This is called Impulse Control .</w:t>
       </w:r>
     </w:p>
     <w:p>
       <w:r>
-        <w:t>2. Generative Models of Action</w:t>
+        <w:t>2. The Sequence (My Turn, Your Turn)</w:t>
       </w:r>
     </w:p>
     <w:p>
       <w:r>
-        <w:t>What parameters involved in Action must be optimized to minimize variational free energy?</w:t>
+        <w:t>Games are a conversation.</w:t>
+        <w:br/>
+        <w:t>If everyone talks at once -&gt; Noise.</w:t>
+        <w:br/>
+        <w:t>If everyone moves at once -&gt; Crash.</w:t>
+        <w:br/>
+        <w:t>The Action Loop:</w:t>
+        <w:br/>
+        <w:t>Wait -&gt; Percieve -&gt; Act -&gt; Wait.</w:t>
       </w:r>
     </w:p>
     <w:p>
       <w:r>
-        <w:t>3. Active Inference Dynamics</w:t>
+        <w:t>3. Fairness (Sharing Time)</w:t>
       </w:r>
     </w:p>
     <w:p>
       <w:r>
-        <w:t>How does the process of Action drive the perception-action loop?</w:t>
+        <w:t>If one person takes all the turns, is it a game?</w:t>
+        <w:br/>
+        <w:t>No, it's a show.</w:t>
+        <w:br/>
+        <w:t>Fairness means sharing the resource of Time .</w:t>
       </w:r>
     </w:p>
     <w:p>
       <w:r>
-        <w:t>Applications</w:t>
+        <w:t>Activities</w:t>
       </w:r>
     </w:p>
     <w:p>
       <w:r>
-        <w:t>In Family, we see Action manifest in:</w:t>
-        <w:br/>
-        <w:t>* Specific Example 1 : [Add domain-specific example here]</w:t>
-        <w:br/>
-        <w:t>* Specific Example 2 : [Add domain-specific example here]</w:t>
+        <w:t>Activity 1: The Talking Stick</w:t>
       </w:r>
     </w:p>
     <w:p>
       <w:r>
-        <w:t>Conclusion</w:t>
+        <w:t>Find a stick (or a spoon).</w:t>
+        <w:br/>
+        <w:t>Only the person holding the stick can speak.</w:t>
+        <w:br/>
+        <w:t>Pass it around the dinner table.</w:t>
+        <w:br/>
+        <w:t>Did you interrupt?</w:t>
+        <w:br/>
+        <w:t>Did you want to?</w:t>
+        <w:br/>
+        <w:t>That feeling of "I want to talk!" is your Gas Pedal .</w:t>
+        <w:br/>
+        <w:t>The waiting is your Brake Pedal .</w:t>
       </w:r>
     </w:p>
     <w:p>
       <w:r>
-        <w:t>Understanding Action allows us to better model complex adaptive systems. In the next module, we will expand on this foundation.</w:t>
+        <w:t>Activity 2: Red Light, Green Light</w:t>
+      </w:r>
+    </w:p>
+    <w:p>
+      <w:r>
+        <w:t>This is the ultimate Impulse Control game.</w:t>
+        <w:br/>
+        <w:t>Run fast (Action).</w:t>
+        <w:br/>
+        <w:t>STOP! (Inhibition).</w:t>
+        <w:br/>
+        <w:t>If you move when you should stop, your Brake Pedal failed.</w:t>
+        <w:br/>
+        <w:t>Practice makes the brakes stronger!</w:t>
+      </w:r>
+    </w:p>
+    <w:p>
+      <w:r>
+        <w:t>Summary</w:t>
+      </w:r>
+    </w:p>
+    <w:p>
+      <w:r>
+        <w:t>Action isn't just about moving. It's about moving at the right time . Waiting your turn is the mark of a pro.</w:t>
+      </w:r>
+    </w:p>
+    <w:p>
+      <w:r>
+        <w:t>References</w:t>
       </w:r>
     </w:p>
     <w:sectPr>
